--- a/作业/作业2-题目.docx
+++ b/作业/作业2-题目.docx
@@ -1,6 +1,6 @@
 
 <file path=word/document.xml><?xml version="1.0" encoding="utf-8"?>
-<w:document xmlns:wpc="http://schemas.microsoft.com/office/word/2010/wordprocessingCanvas" xmlns:cx="http://schemas.microsoft.com/office/drawing/2014/chartex" xmlns:cx1="http://schemas.microsoft.com/office/drawing/2015/9/8/chartex" xmlns:cx2="http://schemas.microsoft.com/office/drawing/2015/10/21/chartex" xmlns:cx3="http://schemas.microsoft.com/office/drawing/2016/5/9/chartex" xmlns:cx4="http://schemas.microsoft.com/office/drawing/2016/5/10/chartex" xmlns:cx5="http://schemas.microsoft.com/office/drawing/2016/5/11/chartex" xmlns:cx6="http://schemas.microsoft.com/office/drawing/2016/5/12/chartex" xmlns:cx7="http://schemas.microsoft.com/office/drawing/2016/5/13/chartex" xmlns:cx8="http://schemas.microsoft.com/office/drawing/2016/5/14/chartex" xmlns:mc="http://schemas.openxmlformats.org/markup-compatibility/2006" xmlns:aink="http://schemas.microsoft.com/office/drawing/2016/ink" xmlns:am3d="http://schemas.microsoft.com/office/drawing/2017/model3d" xmlns:o="urn:schemas-microsoft-com:office:office" xmlns:r="http://schemas.openxmlformats.org/officeDocument/2006/relationships" xmlns:m="http://schemas.openxmlformats.org/officeDocument/2006/math" xmlns:v="urn:schemas-microsoft-com:vml" xmlns:wp14="http://schemas.microsoft.com/office/word/2010/wordprocessingDrawing" xmlns:wp="http://schemas.openxmlformats.org/drawingml/2006/wordprocessingDrawing" xmlns:w10="urn:schemas-microsoft-com:office:word" xmlns:w="http://schemas.openxmlformats.org/wordprocessingml/2006/main" xmlns:w14="http://schemas.microsoft.com/office/word/2010/wordml" xmlns:w15="http://schemas.microsoft.com/office/word/2012/wordml" xmlns:w16cid="http://schemas.microsoft.com/office/word/2016/wordml/cid" xmlns:w16se="http://schemas.microsoft.com/office/word/2015/wordml/symex" xmlns:wpg="http://schemas.microsoft.com/office/word/2010/wordprocessingGroup" xmlns:wpi="http://schemas.microsoft.com/office/word/2010/wordprocessingInk" xmlns:wne="http://schemas.microsoft.com/office/word/2006/wordml" xmlns:wps="http://schemas.microsoft.com/office/word/2010/wordprocessingShape" mc:Ignorable="w14 w15 w16se w16cid wp14">
+<w:document xmlns:wpc="http://schemas.microsoft.com/office/word/2010/wordprocessingCanvas" xmlns:cx="http://schemas.microsoft.com/office/drawing/2014/chartex" xmlns:cx1="http://schemas.microsoft.com/office/drawing/2015/9/8/chartex" xmlns:cx2="http://schemas.microsoft.com/office/drawing/2015/10/21/chartex" xmlns:cx3="http://schemas.microsoft.com/office/drawing/2016/5/9/chartex" xmlns:cx4="http://schemas.microsoft.com/office/drawing/2016/5/10/chartex" xmlns:cx5="http://schemas.microsoft.com/office/drawing/2016/5/11/chartex" xmlns:cx6="http://schemas.microsoft.com/office/drawing/2016/5/12/chartex" xmlns:cx7="http://schemas.microsoft.com/office/drawing/2016/5/13/chartex" xmlns:cx8="http://schemas.microsoft.com/office/drawing/2016/5/14/chartex" xmlns:mc="http://schemas.openxmlformats.org/markup-compatibility/2006" xmlns:aink="http://schemas.microsoft.com/office/drawing/2016/ink" xmlns:am3d="http://schemas.microsoft.com/office/drawing/2017/model3d" xmlns:o="urn:schemas-microsoft-com:office:office" xmlns:oel="http://schemas.microsoft.com/office/2019/extlst" xmlns:r="http://schemas.openxmlformats.org/officeDocument/2006/relationships" xmlns:m="http://schemas.openxmlformats.org/officeDocument/2006/math" xmlns:v="urn:schemas-microsoft-com:vml" xmlns:wp14="http://schemas.microsoft.com/office/word/2010/wordprocessingDrawing" xmlns:wp="http://schemas.openxmlformats.org/drawingml/2006/wordprocessingDrawing" xmlns:w10="urn:schemas-microsoft-com:office:word" xmlns:w="http://schemas.openxmlformats.org/wordprocessingml/2006/main" xmlns:w14="http://schemas.microsoft.com/office/word/2010/wordml" xmlns:w15="http://schemas.microsoft.com/office/word/2012/wordml" xmlns:w16cex="http://schemas.microsoft.com/office/word/2018/wordml/cex" xmlns:w16cid="http://schemas.microsoft.com/office/word/2016/wordml/cid" xmlns:w16="http://schemas.microsoft.com/office/word/2018/wordml" xmlns:w16du="http://schemas.microsoft.com/office/word/2023/wordml/word16du" xmlns:w16sdtdh="http://schemas.microsoft.com/office/word/2020/wordml/sdtdatahash" xmlns:w16sdtfl="http://schemas.microsoft.com/office/word/2024/wordml/sdtformatlock" xmlns:w16se="http://schemas.microsoft.com/office/word/2015/wordml/symex" xmlns:wpg="http://schemas.microsoft.com/office/word/2010/wordprocessingGroup" xmlns:wpi="http://schemas.microsoft.com/office/word/2010/wordprocessingInk" xmlns:wne="http://schemas.microsoft.com/office/word/2006/wordml" xmlns:wps="http://schemas.microsoft.com/office/word/2010/wordprocessingShape" mc:Ignorable="w14 w15 w16se w16cid w16 w16cex w16sdtdh w16sdtfl w16du wp14">
   <w:body>
     <w:p>
       <w:pPr>
@@ -32,7 +32,7 @@
           <w:sz w:val="24"/>
           <w:szCs w:val="24"/>
         </w:rPr>
-        <w:object w:dxaOrig="1280" w:dyaOrig="320">
+        <w:object w:dxaOrig="1280" w:dyaOrig="320" w14:anchorId="571C2670">
           <v:shapetype id="_x0000_t75" coordsize="21600,21600" o:spt="75" o:preferrelative="t" path="m@4@5l@4@11@9@11@9@5xe" filled="f" stroked="f">
             <v:stroke joinstyle="miter"/>
             <v:formulas>
@@ -52,10 +52,10 @@
             <v:path o:extrusionok="f" gradientshapeok="t" o:connecttype="rect"/>
             <o:lock v:ext="edit" aspectratio="t"/>
           </v:shapetype>
-          <v:shape id="_x0000_i1025" type="#_x0000_t75" style="width:64.7pt;height:16.4pt" o:ole="">
+          <v:shape id="_x0000_i1025" type="#_x0000_t75" style="width:64.9pt;height:16.35pt" o:ole="">
             <v:imagedata r:id="rId7" o:title=""/>
           </v:shape>
-          <o:OLEObject Type="Embed" ProgID="Equation.DSMT4" ShapeID="_x0000_i1025" DrawAspect="Content" ObjectID="_1802528965" r:id="rId8"/>
+          <o:OLEObject Type="Embed" ProgID="Equation.DSMT4" ShapeID="_x0000_i1025" DrawAspect="Content" ObjectID="_1835095548" r:id="rId8"/>
         </w:object>
       </w:r>
       <w:r>
@@ -109,11 +109,11 @@
           <w:sz w:val="24"/>
           <w:szCs w:val="24"/>
         </w:rPr>
-        <w:object w:dxaOrig="2560" w:dyaOrig="920">
-          <v:shape id="_x0000_i1026" type="#_x0000_t75" style="width:128.05pt;height:46.5pt" o:ole="">
+        <w:object w:dxaOrig="2560" w:dyaOrig="920" w14:anchorId="6DFB8428">
+          <v:shape id="_x0000_i1026" type="#_x0000_t75" style="width:128.2pt;height:46.35pt" o:ole="">
             <v:imagedata r:id="rId9" o:title=""/>
           </v:shape>
-          <o:OLEObject Type="Embed" ProgID="Equation.DSMT4" ShapeID="_x0000_i1026" DrawAspect="Content" ObjectID="_1802528966" r:id="rId10"/>
+          <o:OLEObject Type="Embed" ProgID="Equation.DSMT4" ShapeID="_x0000_i1026" DrawAspect="Content" ObjectID="_1835095549" r:id="rId10"/>
         </w:object>
       </w:r>
       <w:r>
@@ -264,11 +264,11 @@
           <w:sz w:val="24"/>
           <w:szCs w:val="24"/>
         </w:rPr>
-        <w:object w:dxaOrig="480" w:dyaOrig="240">
-          <v:shape id="_x0000_i1027" type="#_x0000_t75" style="width:24.15pt;height:11.85pt" o:ole="">
+        <w:object w:dxaOrig="480" w:dyaOrig="240" w14:anchorId="6509DAD4">
+          <v:shape id="_x0000_i1027" type="#_x0000_t75" style="width:24pt;height:12pt" o:ole="">
             <v:imagedata r:id="rId11" o:title=""/>
           </v:shape>
-          <o:OLEObject Type="Embed" ProgID="Equation.DSMT4" ShapeID="_x0000_i1027" DrawAspect="Content" ObjectID="_1802528967" r:id="rId12"/>
+          <o:OLEObject Type="Embed" ProgID="Equation.DSMT4" ShapeID="_x0000_i1027" DrawAspect="Content" ObjectID="_1835095550" r:id="rId12"/>
         </w:object>
       </w:r>
       <w:r>
@@ -294,11 +294,11 @@
           <w:sz w:val="24"/>
           <w:szCs w:val="24"/>
         </w:rPr>
-        <w:object w:dxaOrig="520" w:dyaOrig="300">
-          <v:shape id="_x0000_i1028" type="#_x0000_t75" style="width:25.95pt;height:15.05pt" o:ole="">
+        <w:object w:dxaOrig="520" w:dyaOrig="300" w14:anchorId="461CF139">
+          <v:shape id="_x0000_i1028" type="#_x0000_t75" style="width:26.2pt;height:15.25pt" o:ole="">
             <v:imagedata r:id="rId13" o:title=""/>
           </v:shape>
-          <o:OLEObject Type="Embed" ProgID="Equation.DSMT4" ShapeID="_x0000_i1028" DrawAspect="Content" ObjectID="_1802528968" r:id="rId14"/>
+          <o:OLEObject Type="Embed" ProgID="Equation.DSMT4" ShapeID="_x0000_i1028" DrawAspect="Content" ObjectID="_1835095551" r:id="rId14"/>
         </w:object>
       </w:r>
       <w:r>
@@ -316,11 +316,11 @@
           <w:sz w:val="24"/>
           <w:szCs w:val="24"/>
         </w:rPr>
-        <w:object w:dxaOrig="2040" w:dyaOrig="320">
-          <v:shape id="_x0000_i1029" type="#_x0000_t75" style="width:102.1pt;height:16.4pt" o:ole="">
+        <w:object w:dxaOrig="2040" w:dyaOrig="320" w14:anchorId="5F5EFB5C">
+          <v:shape id="_x0000_i1029" type="#_x0000_t75" style="width:102pt;height:16.35pt" o:ole="">
             <v:imagedata r:id="rId15" o:title=""/>
           </v:shape>
-          <o:OLEObject Type="Embed" ProgID="Equation.DSMT4" ShapeID="_x0000_i1029" DrawAspect="Content" ObjectID="_1802528969" r:id="rId16"/>
+          <o:OLEObject Type="Embed" ProgID="Equation.DSMT4" ShapeID="_x0000_i1029" DrawAspect="Content" ObjectID="_1835095552" r:id="rId16"/>
         </w:object>
       </w:r>
       <w:r>
@@ -374,11 +374,11 @@
           <w:sz w:val="24"/>
           <w:szCs w:val="24"/>
         </w:rPr>
-        <w:object w:dxaOrig="1420" w:dyaOrig="340">
-          <v:shape id="_x0000_i1030" type="#_x0000_t75" style="width:71.1pt;height:17.3pt" o:ole="">
+        <w:object w:dxaOrig="1420" w:dyaOrig="340" w14:anchorId="59DDE897">
+          <v:shape id="_x0000_i1030" type="#_x0000_t75" style="width:70.9pt;height:17.45pt" o:ole="">
             <v:imagedata r:id="rId17" o:title=""/>
           </v:shape>
-          <o:OLEObject Type="Embed" ProgID="Equation.DSMT4" ShapeID="_x0000_i1030" DrawAspect="Content" ObjectID="_1802528970" r:id="rId18"/>
+          <o:OLEObject Type="Embed" ProgID="Equation.DSMT4" ShapeID="_x0000_i1030" DrawAspect="Content" ObjectID="_1835095553" r:id="rId18"/>
         </w:object>
       </w:r>
       <w:r>
@@ -510,6 +510,66 @@
         <w:spacing w:line="360" w:lineRule="auto"/>
         <w:rPr>
           <w:rFonts w:ascii="Times New Roman" w:hAnsi="Times New Roman" w:cs="Times New Roman"/>
+          <w:sz w:val="24"/>
+          <w:szCs w:val="24"/>
+        </w:rPr>
+      </w:pPr>
+    </w:p>
+    <w:p>
+      <w:pPr>
+        <w:spacing w:line="360" w:lineRule="auto"/>
+        <w:rPr>
+          <w:rFonts w:ascii="Times New Roman" w:hAnsi="Times New Roman" w:cs="Times New Roman"/>
+          <w:sz w:val="24"/>
+          <w:szCs w:val="24"/>
+        </w:rPr>
+      </w:pPr>
+    </w:p>
+    <w:p>
+      <w:pPr>
+        <w:spacing w:line="360" w:lineRule="auto"/>
+        <w:rPr>
+          <w:rFonts w:ascii="Times New Roman" w:hAnsi="Times New Roman" w:cs="Times New Roman"/>
+          <w:sz w:val="24"/>
+          <w:szCs w:val="24"/>
+        </w:rPr>
+      </w:pPr>
+    </w:p>
+    <w:p>
+      <w:pPr>
+        <w:spacing w:line="360" w:lineRule="auto"/>
+        <w:rPr>
+          <w:rFonts w:ascii="Times New Roman" w:hAnsi="Times New Roman" w:cs="Times New Roman"/>
+          <w:sz w:val="24"/>
+          <w:szCs w:val="24"/>
+        </w:rPr>
+      </w:pPr>
+    </w:p>
+    <w:p>
+      <w:pPr>
+        <w:spacing w:line="360" w:lineRule="auto"/>
+        <w:rPr>
+          <w:rFonts w:ascii="Times New Roman" w:hAnsi="Times New Roman" w:cs="Times New Roman"/>
+          <w:sz w:val="24"/>
+          <w:szCs w:val="24"/>
+        </w:rPr>
+      </w:pPr>
+    </w:p>
+    <w:p>
+      <w:pPr>
+        <w:spacing w:line="360" w:lineRule="auto"/>
+        <w:rPr>
+          <w:rFonts w:ascii="Times New Roman" w:hAnsi="Times New Roman" w:cs="Times New Roman"/>
+          <w:sz w:val="24"/>
+          <w:szCs w:val="24"/>
+        </w:rPr>
+      </w:pPr>
+    </w:p>
+    <w:p>
+      <w:pPr>
+        <w:spacing w:line="360" w:lineRule="auto"/>
+        <w:rPr>
+          <w:rFonts w:ascii="Times New Roman" w:hAnsi="Times New Roman" w:cs="Times New Roman" w:hint="eastAsia"/>
           <w:sz w:val="24"/>
           <w:szCs w:val="24"/>
         </w:rPr>
@@ -565,11 +625,11 @@
           <w:sz w:val="24"/>
           <w:szCs w:val="24"/>
         </w:rPr>
-        <w:object w:dxaOrig="2600" w:dyaOrig="620">
-          <v:shape id="_x0000_i1031" type="#_x0000_t75" style="width:130.35pt;height:31.45pt" o:ole="">
+        <w:object w:dxaOrig="2600" w:dyaOrig="620" w14:anchorId="3130BF79">
+          <v:shape id="_x0000_i1031" type="#_x0000_t75" style="width:130.35pt;height:31.65pt" o:ole="">
             <v:imagedata r:id="rId19" o:title=""/>
           </v:shape>
-          <o:OLEObject Type="Embed" ProgID="Equation.DSMT4" ShapeID="_x0000_i1031" DrawAspect="Content" ObjectID="_1802528971" r:id="rId20"/>
+          <o:OLEObject Type="Embed" ProgID="Equation.DSMT4" ShapeID="_x0000_i1031" DrawAspect="Content" ObjectID="_1835095554" r:id="rId20"/>
         </w:object>
       </w:r>
       <w:r>
@@ -716,11 +776,11 @@
           <w:sz w:val="24"/>
           <w:szCs w:val="24"/>
         </w:rPr>
-        <w:object w:dxaOrig="320" w:dyaOrig="340">
-          <v:shape id="_x0000_i1032" type="#_x0000_t75" style="width:15.95pt;height:17.3pt" o:ole="">
+        <w:object w:dxaOrig="320" w:dyaOrig="340" w14:anchorId="362E5DE6">
+          <v:shape id="_x0000_i1032" type="#_x0000_t75" style="width:15.8pt;height:17.45pt" o:ole="">
             <v:imagedata r:id="rId21" o:title=""/>
           </v:shape>
-          <o:OLEObject Type="Embed" ProgID="Equation.DSMT4" ShapeID="_x0000_i1032" DrawAspect="Content" ObjectID="_1802528972" r:id="rId22"/>
+          <o:OLEObject Type="Embed" ProgID="Equation.DSMT4" ShapeID="_x0000_i1032" DrawAspect="Content" ObjectID="_1835095555" r:id="rId22"/>
         </w:object>
       </w:r>
       <w:r>
@@ -738,11 +798,11 @@
           <w:sz w:val="24"/>
           <w:szCs w:val="24"/>
         </w:rPr>
-        <w:object w:dxaOrig="540" w:dyaOrig="300">
-          <v:shape id="_x0000_i1033" type="#_x0000_t75" style="width:27.35pt;height:15.05pt" o:ole="">
+        <w:object w:dxaOrig="540" w:dyaOrig="300" w14:anchorId="2BD50B56">
+          <v:shape id="_x0000_i1033" type="#_x0000_t75" style="width:27.25pt;height:15.25pt" o:ole="">
             <v:imagedata r:id="rId23" o:title=""/>
           </v:shape>
-          <o:OLEObject Type="Embed" ProgID="Equation.DSMT4" ShapeID="_x0000_i1033" DrawAspect="Content" ObjectID="_1802528973" r:id="rId24"/>
+          <o:OLEObject Type="Embed" ProgID="Equation.DSMT4" ShapeID="_x0000_i1033" DrawAspect="Content" ObjectID="_1835095556" r:id="rId24"/>
         </w:object>
       </w:r>
       <w:r>
@@ -760,11 +820,11 @@
           <w:sz w:val="24"/>
           <w:szCs w:val="24"/>
         </w:rPr>
-        <w:object w:dxaOrig="560" w:dyaOrig="300">
-          <v:shape id="_x0000_i1034" type="#_x0000_t75" style="width:28.7pt;height:15.05pt" o:ole="">
+        <w:object w:dxaOrig="560" w:dyaOrig="300" w14:anchorId="2720A05C">
+          <v:shape id="_x0000_i1034" type="#_x0000_t75" style="width:28.9pt;height:15.25pt" o:ole="">
             <v:imagedata r:id="rId25" o:title=""/>
           </v:shape>
-          <o:OLEObject Type="Embed" ProgID="Equation.DSMT4" ShapeID="_x0000_i1034" DrawAspect="Content" ObjectID="_1802528974" r:id="rId26"/>
+          <o:OLEObject Type="Embed" ProgID="Equation.DSMT4" ShapeID="_x0000_i1034" DrawAspect="Content" ObjectID="_1835095557" r:id="rId26"/>
         </w:object>
       </w:r>
       <w:r>
@@ -782,11 +842,11 @@
           <w:sz w:val="24"/>
           <w:szCs w:val="24"/>
         </w:rPr>
-        <w:object w:dxaOrig="900" w:dyaOrig="300">
-          <v:shape id="_x0000_i1035" type="#_x0000_t75" style="width:45.1pt;height:15.05pt" o:ole="">
+        <w:object w:dxaOrig="900" w:dyaOrig="300" w14:anchorId="29B4B327">
+          <v:shape id="_x0000_i1035" type="#_x0000_t75" style="width:45.25pt;height:15.25pt" o:ole="">
             <v:imagedata r:id="rId27" o:title=""/>
           </v:shape>
-          <o:OLEObject Type="Embed" ProgID="Equation.DSMT4" ShapeID="_x0000_i1035" DrawAspect="Content" ObjectID="_1802528975" r:id="rId28"/>
+          <o:OLEObject Type="Embed" ProgID="Equation.DSMT4" ShapeID="_x0000_i1035" DrawAspect="Content" ObjectID="_1835095558" r:id="rId28"/>
         </w:object>
       </w:r>
       <w:r>
@@ -820,11 +880,11 @@
           <w:sz w:val="24"/>
           <w:szCs w:val="24"/>
         </w:rPr>
-        <w:object w:dxaOrig="480" w:dyaOrig="300">
-          <v:shape id="_x0000_i1036" type="#_x0000_t75" style="width:24.15pt;height:15.05pt" o:ole="">
+        <w:object w:dxaOrig="480" w:dyaOrig="300" w14:anchorId="1449AED2">
+          <v:shape id="_x0000_i1036" type="#_x0000_t75" style="width:24pt;height:15.25pt" o:ole="">
             <v:imagedata r:id="rId29" o:title=""/>
           </v:shape>
-          <o:OLEObject Type="Embed" ProgID="Equation.DSMT4" ShapeID="_x0000_i1036" DrawAspect="Content" ObjectID="_1802528976" r:id="rId30"/>
+          <o:OLEObject Type="Embed" ProgID="Equation.DSMT4" ShapeID="_x0000_i1036" DrawAspect="Content" ObjectID="_1835095559" r:id="rId30"/>
         </w:object>
       </w:r>
       <w:r>
@@ -866,11 +926,11 @@
           <w:sz w:val="24"/>
           <w:szCs w:val="24"/>
         </w:rPr>
-        <w:object w:dxaOrig="320" w:dyaOrig="340">
-          <v:shape id="_x0000_i1037" type="#_x0000_t75" style="width:15.95pt;height:17.3pt" o:ole="">
+        <w:object w:dxaOrig="320" w:dyaOrig="340" w14:anchorId="69C464FC">
+          <v:shape id="_x0000_i1037" type="#_x0000_t75" style="width:15.8pt;height:17.45pt" o:ole="">
             <v:imagedata r:id="rId21" o:title=""/>
           </v:shape>
-          <o:OLEObject Type="Embed" ProgID="Equation.DSMT4" ShapeID="_x0000_i1037" DrawAspect="Content" ObjectID="_1802528977" r:id="rId31"/>
+          <o:OLEObject Type="Embed" ProgID="Equation.DSMT4" ShapeID="_x0000_i1037" DrawAspect="Content" ObjectID="_1835095560" r:id="rId31"/>
         </w:object>
       </w:r>
       <w:r>
@@ -888,11 +948,11 @@
           <w:sz w:val="24"/>
           <w:szCs w:val="24"/>
         </w:rPr>
-        <w:object w:dxaOrig="900" w:dyaOrig="300">
-          <v:shape id="_x0000_i1038" type="#_x0000_t75" style="width:45.1pt;height:15.05pt" o:ole="">
+        <w:object w:dxaOrig="900" w:dyaOrig="300" w14:anchorId="2E630851">
+          <v:shape id="_x0000_i1038" type="#_x0000_t75" style="width:45.25pt;height:15.25pt" o:ole="">
             <v:imagedata r:id="rId32" o:title=""/>
           </v:shape>
-          <o:OLEObject Type="Embed" ProgID="Equation.DSMT4" ShapeID="_x0000_i1038" DrawAspect="Content" ObjectID="_1802528978" r:id="rId33"/>
+          <o:OLEObject Type="Embed" ProgID="Equation.DSMT4" ShapeID="_x0000_i1038" DrawAspect="Content" ObjectID="_1835095561" r:id="rId33"/>
         </w:object>
       </w:r>
       <w:r>
@@ -909,6 +969,76 @@
         <w:spacing w:line="360" w:lineRule="auto"/>
         <w:rPr>
           <w:rFonts w:ascii="Times New Roman" w:hAnsi="Times New Roman" w:cs="Times New Roman"/>
+          <w:sz w:val="24"/>
+          <w:szCs w:val="24"/>
+        </w:rPr>
+      </w:pPr>
+    </w:p>
+    <w:p>
+      <w:pPr>
+        <w:spacing w:line="360" w:lineRule="auto"/>
+        <w:rPr>
+          <w:rFonts w:ascii="Times New Roman" w:hAnsi="Times New Roman" w:cs="Times New Roman"/>
+          <w:sz w:val="24"/>
+          <w:szCs w:val="24"/>
+        </w:rPr>
+      </w:pPr>
+    </w:p>
+    <w:p>
+      <w:pPr>
+        <w:spacing w:line="360" w:lineRule="auto"/>
+        <w:rPr>
+          <w:rFonts w:ascii="Times New Roman" w:hAnsi="Times New Roman" w:cs="Times New Roman"/>
+          <w:sz w:val="24"/>
+          <w:szCs w:val="24"/>
+        </w:rPr>
+      </w:pPr>
+    </w:p>
+    <w:p>
+      <w:pPr>
+        <w:spacing w:line="360" w:lineRule="auto"/>
+        <w:rPr>
+          <w:rFonts w:ascii="Times New Roman" w:hAnsi="Times New Roman" w:cs="Times New Roman"/>
+          <w:sz w:val="24"/>
+          <w:szCs w:val="24"/>
+        </w:rPr>
+      </w:pPr>
+    </w:p>
+    <w:p>
+      <w:pPr>
+        <w:spacing w:line="360" w:lineRule="auto"/>
+        <w:rPr>
+          <w:rFonts w:ascii="Times New Roman" w:hAnsi="Times New Roman" w:cs="Times New Roman"/>
+          <w:sz w:val="24"/>
+          <w:szCs w:val="24"/>
+        </w:rPr>
+      </w:pPr>
+    </w:p>
+    <w:p>
+      <w:pPr>
+        <w:spacing w:line="360" w:lineRule="auto"/>
+        <w:rPr>
+          <w:rFonts w:ascii="Times New Roman" w:hAnsi="Times New Roman" w:cs="Times New Roman"/>
+          <w:sz w:val="24"/>
+          <w:szCs w:val="24"/>
+        </w:rPr>
+      </w:pPr>
+    </w:p>
+    <w:p>
+      <w:pPr>
+        <w:spacing w:line="360" w:lineRule="auto"/>
+        <w:rPr>
+          <w:rFonts w:ascii="Times New Roman" w:hAnsi="Times New Roman" w:cs="Times New Roman"/>
+          <w:sz w:val="24"/>
+          <w:szCs w:val="24"/>
+        </w:rPr>
+      </w:pPr>
+    </w:p>
+    <w:p>
+      <w:pPr>
+        <w:spacing w:line="360" w:lineRule="auto"/>
+        <w:rPr>
+          <w:rFonts w:ascii="Times New Roman" w:hAnsi="Times New Roman" w:cs="Times New Roman" w:hint="eastAsia"/>
           <w:sz w:val="24"/>
           <w:szCs w:val="24"/>
         </w:rPr>
@@ -935,6 +1065,7 @@
           <w:sz w:val="24"/>
           <w:szCs w:val="24"/>
         </w:rPr>
+        <w:lastRenderedPageBreak/>
         <w:t>给定</w:t>
       </w:r>
       <w:r>
@@ -944,11 +1075,11 @@
           <w:sz w:val="24"/>
           <w:szCs w:val="24"/>
         </w:rPr>
-        <w:object w:dxaOrig="300" w:dyaOrig="260">
-          <v:shape id="_x0000_i1039" type="#_x0000_t75" style="width:15.05pt;height:13.2pt" o:ole="">
+        <w:object w:dxaOrig="300" w:dyaOrig="260" w14:anchorId="2842CD11">
+          <v:shape id="_x0000_i1039" type="#_x0000_t75" style="width:15.25pt;height:13.1pt" o:ole="">
             <v:imagedata r:id="rId34" o:title=""/>
           </v:shape>
-          <o:OLEObject Type="Embed" ProgID="Equation.DSMT4" ShapeID="_x0000_i1039" DrawAspect="Content" ObjectID="_1802528979" r:id="rId35"/>
+          <o:OLEObject Type="Embed" ProgID="Equation.DSMT4" ShapeID="_x0000_i1039" DrawAspect="Content" ObjectID="_1835095562" r:id="rId35"/>
         </w:object>
       </w:r>
       <w:r>
@@ -966,11 +1097,11 @@
           <w:sz w:val="24"/>
           <w:szCs w:val="24"/>
         </w:rPr>
-        <w:object w:dxaOrig="820" w:dyaOrig="300">
-          <v:shape id="_x0000_i1040" type="#_x0000_t75" style="width:41pt;height:15.05pt" o:ole="">
+        <w:object w:dxaOrig="820" w:dyaOrig="300" w14:anchorId="25C1BD26">
+          <v:shape id="_x0000_i1040" type="#_x0000_t75" style="width:40.9pt;height:15.25pt" o:ole="">
             <v:imagedata r:id="rId36" o:title=""/>
           </v:shape>
-          <o:OLEObject Type="Embed" ProgID="Equation.DSMT4" ShapeID="_x0000_i1040" DrawAspect="Content" ObjectID="_1802528980" r:id="rId37"/>
+          <o:OLEObject Type="Embed" ProgID="Equation.DSMT4" ShapeID="_x0000_i1040" DrawAspect="Content" ObjectID="_1835095563" r:id="rId37"/>
         </w:object>
       </w:r>
       <w:r>
@@ -988,11 +1119,11 @@
           <w:sz w:val="24"/>
           <w:szCs w:val="24"/>
         </w:rPr>
-        <w:object w:dxaOrig="780" w:dyaOrig="300">
-          <v:shape id="_x0000_i1041" type="#_x0000_t75" style="width:39.2pt;height:15.05pt" o:ole="">
+        <w:object w:dxaOrig="780" w:dyaOrig="300" w14:anchorId="14822895">
+          <v:shape id="_x0000_i1041" type="#_x0000_t75" style="width:39.25pt;height:15.25pt" o:ole="">
             <v:imagedata r:id="rId38" o:title=""/>
           </v:shape>
-          <o:OLEObject Type="Embed" ProgID="Equation.DSMT4" ShapeID="_x0000_i1041" DrawAspect="Content" ObjectID="_1802528981" r:id="rId39"/>
+          <o:OLEObject Type="Embed" ProgID="Equation.DSMT4" ShapeID="_x0000_i1041" DrawAspect="Content" ObjectID="_1835095564" r:id="rId39"/>
         </w:object>
       </w:r>
       <w:r>
@@ -1010,11 +1141,11 @@
           <w:sz w:val="24"/>
           <w:szCs w:val="24"/>
         </w:rPr>
-        <w:object w:dxaOrig="499" w:dyaOrig="300">
-          <v:shape id="_x0000_i1042" type="#_x0000_t75" style="width:25.05pt;height:15.05pt" o:ole="">
+        <w:object w:dxaOrig="499" w:dyaOrig="300" w14:anchorId="605BA46F">
+          <v:shape id="_x0000_i1042" type="#_x0000_t75" style="width:25.1pt;height:15.25pt" o:ole="">
             <v:imagedata r:id="rId40" o:title=""/>
           </v:shape>
-          <o:OLEObject Type="Embed" ProgID="Equation.DSMT4" ShapeID="_x0000_i1042" DrawAspect="Content" ObjectID="_1802528982" r:id="rId41"/>
+          <o:OLEObject Type="Embed" ProgID="Equation.DSMT4" ShapeID="_x0000_i1042" DrawAspect="Content" ObjectID="_1835095565" r:id="rId41"/>
         </w:object>
       </w:r>
       <w:r>
@@ -1048,11 +1179,11 @@
           <w:sz w:val="24"/>
           <w:szCs w:val="24"/>
         </w:rPr>
-        <w:object w:dxaOrig="1280" w:dyaOrig="320">
-          <v:shape id="_x0000_i1043" type="#_x0000_t75" style="width:64.7pt;height:16.4pt" o:ole="">
+        <w:object w:dxaOrig="1280" w:dyaOrig="320" w14:anchorId="36C01B07">
+          <v:shape id="_x0000_i1043" type="#_x0000_t75" style="width:64.9pt;height:16.35pt" o:ole="">
             <v:imagedata r:id="rId7" o:title=""/>
           </v:shape>
-          <o:OLEObject Type="Embed" ProgID="Equation.DSMT4" ShapeID="_x0000_i1043" DrawAspect="Content" ObjectID="_1802528983" r:id="rId42"/>
+          <o:OLEObject Type="Embed" ProgID="Equation.DSMT4" ShapeID="_x0000_i1043" DrawAspect="Content" ObjectID="_1835095566" r:id="rId42"/>
         </w:object>
       </w:r>
       <w:r>
@@ -1090,11 +1221,11 @@
           <w:sz w:val="24"/>
           <w:szCs w:val="24"/>
         </w:rPr>
-        <w:object w:dxaOrig="1700" w:dyaOrig="560">
-          <v:shape id="_x0000_i1044" type="#_x0000_t75" style="width:85.2pt;height:28.7pt" o:ole="">
+        <w:object w:dxaOrig="1700" w:dyaOrig="560" w14:anchorId="02D9BA2E">
+          <v:shape id="_x0000_i1044" type="#_x0000_t75" style="width:85.1pt;height:28.9pt" o:ole="">
             <v:imagedata r:id="rId43" o:title=""/>
           </v:shape>
-          <o:OLEObject Type="Embed" ProgID="Equation.DSMT4" ShapeID="_x0000_i1044" DrawAspect="Content" ObjectID="_1802528984" r:id="rId44"/>
+          <o:OLEObject Type="Embed" ProgID="Equation.DSMT4" ShapeID="_x0000_i1044" DrawAspect="Content" ObjectID="_1835095567" r:id="rId44"/>
         </w:object>
       </w:r>
       <w:r>
@@ -1270,6 +1401,102 @@
         <w:ind w:left="360" w:firstLineChars="0" w:firstLine="0"/>
         <w:rPr>
           <w:rFonts w:ascii="Times New Roman" w:hAnsi="Times New Roman" w:cs="Times New Roman"/>
+          <w:sz w:val="24"/>
+          <w:szCs w:val="24"/>
+        </w:rPr>
+      </w:pPr>
+    </w:p>
+    <w:p>
+      <w:pPr>
+        <w:pStyle w:val="a7"/>
+        <w:spacing w:line="360" w:lineRule="auto"/>
+        <w:ind w:left="360" w:firstLineChars="0" w:firstLine="0"/>
+        <w:rPr>
+          <w:rFonts w:ascii="Times New Roman" w:hAnsi="Times New Roman" w:cs="Times New Roman"/>
+          <w:sz w:val="24"/>
+          <w:szCs w:val="24"/>
+        </w:rPr>
+      </w:pPr>
+    </w:p>
+    <w:p>
+      <w:pPr>
+        <w:pStyle w:val="a7"/>
+        <w:spacing w:line="360" w:lineRule="auto"/>
+        <w:ind w:left="360" w:firstLineChars="0" w:firstLine="0"/>
+        <w:rPr>
+          <w:rFonts w:ascii="Times New Roman" w:hAnsi="Times New Roman" w:cs="Times New Roman"/>
+          <w:sz w:val="24"/>
+          <w:szCs w:val="24"/>
+        </w:rPr>
+      </w:pPr>
+    </w:p>
+    <w:p>
+      <w:pPr>
+        <w:pStyle w:val="a7"/>
+        <w:spacing w:line="360" w:lineRule="auto"/>
+        <w:ind w:left="360" w:firstLineChars="0" w:firstLine="0"/>
+        <w:rPr>
+          <w:rFonts w:ascii="Times New Roman" w:hAnsi="Times New Roman" w:cs="Times New Roman" w:hint="eastAsia"/>
+          <w:sz w:val="24"/>
+          <w:szCs w:val="24"/>
+        </w:rPr>
+      </w:pPr>
+    </w:p>
+    <w:p>
+      <w:pPr>
+        <w:pStyle w:val="a7"/>
+        <w:spacing w:line="360" w:lineRule="auto"/>
+        <w:ind w:left="360" w:firstLineChars="0" w:firstLine="0"/>
+        <w:rPr>
+          <w:rFonts w:ascii="Times New Roman" w:hAnsi="Times New Roman" w:cs="Times New Roman"/>
+          <w:sz w:val="24"/>
+          <w:szCs w:val="24"/>
+        </w:rPr>
+      </w:pPr>
+    </w:p>
+    <w:p>
+      <w:pPr>
+        <w:pStyle w:val="a7"/>
+        <w:spacing w:line="360" w:lineRule="auto"/>
+        <w:ind w:left="360" w:firstLineChars="0" w:firstLine="0"/>
+        <w:rPr>
+          <w:rFonts w:ascii="Times New Roman" w:hAnsi="Times New Roman" w:cs="Times New Roman"/>
+          <w:sz w:val="24"/>
+          <w:szCs w:val="24"/>
+        </w:rPr>
+      </w:pPr>
+    </w:p>
+    <w:p>
+      <w:pPr>
+        <w:pStyle w:val="a7"/>
+        <w:spacing w:line="360" w:lineRule="auto"/>
+        <w:ind w:left="360" w:firstLineChars="0" w:firstLine="0"/>
+        <w:rPr>
+          <w:rFonts w:ascii="Times New Roman" w:hAnsi="Times New Roman" w:cs="Times New Roman"/>
+          <w:sz w:val="24"/>
+          <w:szCs w:val="24"/>
+        </w:rPr>
+      </w:pPr>
+    </w:p>
+    <w:p>
+      <w:pPr>
+        <w:pStyle w:val="a7"/>
+        <w:spacing w:line="360" w:lineRule="auto"/>
+        <w:ind w:left="360" w:firstLineChars="0" w:firstLine="0"/>
+        <w:rPr>
+          <w:rFonts w:ascii="Times New Roman" w:hAnsi="Times New Roman" w:cs="Times New Roman"/>
+          <w:sz w:val="24"/>
+          <w:szCs w:val="24"/>
+        </w:rPr>
+      </w:pPr>
+    </w:p>
+    <w:p>
+      <w:pPr>
+        <w:pStyle w:val="a7"/>
+        <w:spacing w:line="360" w:lineRule="auto"/>
+        <w:ind w:left="360" w:firstLineChars="0" w:firstLine="0"/>
+        <w:rPr>
+          <w:rFonts w:ascii="Times New Roman" w:hAnsi="Times New Roman" w:cs="Times New Roman" w:hint="eastAsia"/>
           <w:sz w:val="24"/>
           <w:szCs w:val="24"/>
         </w:rPr>
@@ -1341,11 +1568,11 @@
           <w:sz w:val="24"/>
           <w:szCs w:val="24"/>
         </w:rPr>
-        <w:object w:dxaOrig="1200" w:dyaOrig="300">
-          <v:shape id="_x0000_i1045" type="#_x0000_t75" style="width:60.15pt;height:15.05pt" o:ole="">
+        <w:object w:dxaOrig="1200" w:dyaOrig="300" w14:anchorId="75C839FE">
+          <v:shape id="_x0000_i1045" type="#_x0000_t75" style="width:60pt;height:15.25pt" o:ole="">
             <v:imagedata r:id="rId45" o:title=""/>
           </v:shape>
-          <o:OLEObject Type="Embed" ProgID="Equation.DSMT4" ShapeID="_x0000_i1045" DrawAspect="Content" ObjectID="_1802528985" r:id="rId46"/>
+          <o:OLEObject Type="Embed" ProgID="Equation.DSMT4" ShapeID="_x0000_i1045" DrawAspect="Content" ObjectID="_1835095568" r:id="rId46"/>
         </w:object>
       </w:r>
       <w:r>
@@ -1363,11 +1590,11 @@
           <w:sz w:val="24"/>
           <w:szCs w:val="24"/>
         </w:rPr>
-        <w:object w:dxaOrig="740" w:dyaOrig="300">
-          <v:shape id="_x0000_i1046" type="#_x0000_t75" style="width:36.9pt;height:15.05pt" o:ole="">
+        <w:object w:dxaOrig="740" w:dyaOrig="300" w14:anchorId="1D65C9D4">
+          <v:shape id="_x0000_i1046" type="#_x0000_t75" style="width:37.1pt;height:15.25pt" o:ole="">
             <v:imagedata r:id="rId47" o:title=""/>
           </v:shape>
-          <o:OLEObject Type="Embed" ProgID="Equation.DSMT4" ShapeID="_x0000_i1046" DrawAspect="Content" ObjectID="_1802528986" r:id="rId48"/>
+          <o:OLEObject Type="Embed" ProgID="Equation.DSMT4" ShapeID="_x0000_i1046" DrawAspect="Content" ObjectID="_1835095569" r:id="rId48"/>
         </w:object>
       </w:r>
       <w:r>
@@ -1510,11 +1737,11 @@
           <w:sz w:val="24"/>
           <w:szCs w:val="24"/>
         </w:rPr>
-        <w:object w:dxaOrig="2020" w:dyaOrig="320">
-          <v:shape id="_x0000_i1047" type="#_x0000_t75" style="width:101.15pt;height:16.4pt" o:ole="">
+        <w:object w:dxaOrig="2020" w:dyaOrig="320" w14:anchorId="64FC7A7E">
+          <v:shape id="_x0000_i1047" type="#_x0000_t75" style="width:100.9pt;height:16.35pt" o:ole="">
             <v:imagedata r:id="rId49" o:title=""/>
           </v:shape>
-          <o:OLEObject Type="Embed" ProgID="Equation.DSMT4" ShapeID="_x0000_i1047" DrawAspect="Content" ObjectID="_1802528987" r:id="rId50"/>
+          <o:OLEObject Type="Embed" ProgID="Equation.DSMT4" ShapeID="_x0000_i1047" DrawAspect="Content" ObjectID="_1835095570" r:id="rId50"/>
         </w:object>
       </w:r>
       <w:r>
@@ -1532,11 +1759,11 @@
           <w:sz w:val="24"/>
           <w:szCs w:val="24"/>
         </w:rPr>
-        <w:object w:dxaOrig="2040" w:dyaOrig="320">
-          <v:shape id="_x0000_i1048" type="#_x0000_t75" style="width:102.1pt;height:16.4pt" o:ole="">
+        <w:object w:dxaOrig="2040" w:dyaOrig="320" w14:anchorId="44F4219E">
+          <v:shape id="_x0000_i1048" type="#_x0000_t75" style="width:102pt;height:16.35pt" o:ole="">
             <v:imagedata r:id="rId51" o:title=""/>
           </v:shape>
-          <o:OLEObject Type="Embed" ProgID="Equation.DSMT4" ShapeID="_x0000_i1048" DrawAspect="Content" ObjectID="_1802528988" r:id="rId52"/>
+          <o:OLEObject Type="Embed" ProgID="Equation.DSMT4" ShapeID="_x0000_i1048" DrawAspect="Content" ObjectID="_1835095571" r:id="rId52"/>
         </w:object>
       </w:r>
       <w:r>
@@ -1679,11 +1906,11 @@
           <w:sz w:val="24"/>
           <w:szCs w:val="24"/>
         </w:rPr>
-        <w:object w:dxaOrig="1200" w:dyaOrig="320">
-          <v:shape id="_x0000_i1049" type="#_x0000_t75" style="width:60.15pt;height:16.4pt" o:ole="">
+        <w:object w:dxaOrig="1200" w:dyaOrig="320" w14:anchorId="64BA8F2D">
+          <v:shape id="_x0000_i1049" type="#_x0000_t75" style="width:60pt;height:16.35pt" o:ole="">
             <v:imagedata r:id="rId53" o:title=""/>
           </v:shape>
-          <o:OLEObject Type="Embed" ProgID="Equation.DSMT4" ShapeID="_x0000_i1049" DrawAspect="Content" ObjectID="_1802528989" r:id="rId54"/>
+          <o:OLEObject Type="Embed" ProgID="Equation.DSMT4" ShapeID="_x0000_i1049" DrawAspect="Content" ObjectID="_1835095572" r:id="rId54"/>
         </w:object>
       </w:r>
       <w:r>
@@ -1701,11 +1928,11 @@
           <w:sz w:val="24"/>
           <w:szCs w:val="24"/>
         </w:rPr>
-        <w:object w:dxaOrig="1800" w:dyaOrig="320">
-          <v:shape id="_x0000_i1050" type="#_x0000_t75" style="width:90.7pt;height:16.4pt" o:ole="">
+        <w:object w:dxaOrig="1800" w:dyaOrig="320" w14:anchorId="641396F3">
+          <v:shape id="_x0000_i1050" type="#_x0000_t75" style="width:90.55pt;height:16.35pt" o:ole="">
             <v:imagedata r:id="rId55" o:title=""/>
           </v:shape>
-          <o:OLEObject Type="Embed" ProgID="Equation.DSMT4" ShapeID="_x0000_i1050" DrawAspect="Content" ObjectID="_1802528990" r:id="rId56"/>
+          <o:OLEObject Type="Embed" ProgID="Equation.DSMT4" ShapeID="_x0000_i1050" DrawAspect="Content" ObjectID="_1835095573" r:id="rId56"/>
         </w:object>
       </w:r>
       <w:r>
@@ -1848,11 +2075,11 @@
           <w:sz w:val="24"/>
           <w:szCs w:val="24"/>
         </w:rPr>
-        <w:object w:dxaOrig="1060" w:dyaOrig="300">
-          <v:shape id="_x0000_i1051" type="#_x0000_t75" style="width:53.3pt;height:15.05pt" o:ole="">
+        <w:object w:dxaOrig="1060" w:dyaOrig="300" w14:anchorId="5E92CDCE">
+          <v:shape id="_x0000_i1051" type="#_x0000_t75" style="width:53.45pt;height:15.25pt" o:ole="">
             <v:imagedata r:id="rId57" o:title=""/>
           </v:shape>
-          <o:OLEObject Type="Embed" ProgID="Equation.DSMT4" ShapeID="_x0000_i1051" DrawAspect="Content" ObjectID="_1802528991" r:id="rId58"/>
+          <o:OLEObject Type="Embed" ProgID="Equation.DSMT4" ShapeID="_x0000_i1051" DrawAspect="Content" ObjectID="_1835095574" r:id="rId58"/>
         </w:object>
       </w:r>
       <w:r>
@@ -1870,11 +2097,11 @@
           <w:sz w:val="24"/>
           <w:szCs w:val="24"/>
         </w:rPr>
-        <w:object w:dxaOrig="1060" w:dyaOrig="320">
-          <v:shape id="_x0000_i1052" type="#_x0000_t75" style="width:53.3pt;height:16.4pt" o:ole="">
+        <w:object w:dxaOrig="1060" w:dyaOrig="320" w14:anchorId="40EE3665">
+          <v:shape id="_x0000_i1052" type="#_x0000_t75" style="width:53.45pt;height:16.35pt" o:ole="">
             <v:imagedata r:id="rId59" o:title=""/>
           </v:shape>
-          <o:OLEObject Type="Embed" ProgID="Equation.DSMT4" ShapeID="_x0000_i1052" DrawAspect="Content" ObjectID="_1802528992" r:id="rId60"/>
+          <o:OLEObject Type="Embed" ProgID="Equation.DSMT4" ShapeID="_x0000_i1052" DrawAspect="Content" ObjectID="_1835095575" r:id="rId60"/>
         </w:object>
       </w:r>
       <w:r>
@@ -1996,6 +2223,86 @@
         <w:spacing w:line="360" w:lineRule="auto"/>
         <w:rPr>
           <w:rFonts w:ascii="Times New Roman" w:hAnsi="Times New Roman" w:cs="Times New Roman"/>
+          <w:sz w:val="24"/>
+          <w:szCs w:val="24"/>
+        </w:rPr>
+      </w:pPr>
+    </w:p>
+    <w:p>
+      <w:pPr>
+        <w:spacing w:line="360" w:lineRule="auto"/>
+        <w:rPr>
+          <w:rFonts w:ascii="Times New Roman" w:hAnsi="Times New Roman" w:cs="Times New Roman"/>
+          <w:sz w:val="24"/>
+          <w:szCs w:val="24"/>
+        </w:rPr>
+      </w:pPr>
+    </w:p>
+    <w:p>
+      <w:pPr>
+        <w:spacing w:line="360" w:lineRule="auto"/>
+        <w:rPr>
+          <w:rFonts w:ascii="Times New Roman" w:hAnsi="Times New Roman" w:cs="Times New Roman"/>
+          <w:sz w:val="24"/>
+          <w:szCs w:val="24"/>
+        </w:rPr>
+      </w:pPr>
+    </w:p>
+    <w:p>
+      <w:pPr>
+        <w:spacing w:line="360" w:lineRule="auto"/>
+        <w:rPr>
+          <w:rFonts w:ascii="Times New Roman" w:hAnsi="Times New Roman" w:cs="Times New Roman"/>
+          <w:sz w:val="24"/>
+          <w:szCs w:val="24"/>
+        </w:rPr>
+      </w:pPr>
+    </w:p>
+    <w:p>
+      <w:pPr>
+        <w:spacing w:line="360" w:lineRule="auto"/>
+        <w:rPr>
+          <w:rFonts w:ascii="Times New Roman" w:hAnsi="Times New Roman" w:cs="Times New Roman"/>
+          <w:sz w:val="24"/>
+          <w:szCs w:val="24"/>
+        </w:rPr>
+      </w:pPr>
+    </w:p>
+    <w:p>
+      <w:pPr>
+        <w:spacing w:line="360" w:lineRule="auto"/>
+        <w:rPr>
+          <w:rFonts w:ascii="Times New Roman" w:hAnsi="Times New Roman" w:cs="Times New Roman"/>
+          <w:sz w:val="24"/>
+          <w:szCs w:val="24"/>
+        </w:rPr>
+      </w:pPr>
+    </w:p>
+    <w:p>
+      <w:pPr>
+        <w:spacing w:line="360" w:lineRule="auto"/>
+        <w:rPr>
+          <w:rFonts w:ascii="Times New Roman" w:hAnsi="Times New Roman" w:cs="Times New Roman"/>
+          <w:sz w:val="24"/>
+          <w:szCs w:val="24"/>
+        </w:rPr>
+      </w:pPr>
+    </w:p>
+    <w:p>
+      <w:pPr>
+        <w:spacing w:line="360" w:lineRule="auto"/>
+        <w:rPr>
+          <w:rFonts w:ascii="Times New Roman" w:hAnsi="Times New Roman" w:cs="Times New Roman"/>
+          <w:sz w:val="24"/>
+          <w:szCs w:val="24"/>
+        </w:rPr>
+      </w:pPr>
+    </w:p>
+    <w:p>
+      <w:pPr>
+        <w:spacing w:line="360" w:lineRule="auto"/>
+        <w:rPr>
+          <w:rFonts w:ascii="Times New Roman" w:hAnsi="Times New Roman" w:cs="Times New Roman" w:hint="eastAsia"/>
           <w:sz w:val="24"/>
           <w:szCs w:val="24"/>
         </w:rPr>
@@ -2022,6 +2329,7 @@
           <w:sz w:val="24"/>
           <w:szCs w:val="24"/>
         </w:rPr>
+        <w:lastRenderedPageBreak/>
         <w:t>考虑下面的系统</w:t>
       </w:r>
     </w:p>
@@ -2051,11 +2359,11 @@
           <w:sz w:val="24"/>
           <w:szCs w:val="24"/>
         </w:rPr>
-        <w:object w:dxaOrig="2900" w:dyaOrig="380">
-          <v:shape id="_x0000_i1053" type="#_x0000_t75" style="width:144.9pt;height:18.7pt" o:ole="">
+        <w:object w:dxaOrig="2900" w:dyaOrig="380" w14:anchorId="0DA9A360">
+          <v:shape id="_x0000_i1053" type="#_x0000_t75" style="width:145.1pt;height:18.55pt" o:ole="">
             <v:imagedata r:id="rId61" o:title=""/>
           </v:shape>
-          <o:OLEObject Type="Embed" ProgID="Equation.DSMT4" ShapeID="_x0000_i1053" DrawAspect="Content" ObjectID="_1802528993" r:id="rId62"/>
+          <o:OLEObject Type="Embed" ProgID="Equation.DSMT4" ShapeID="_x0000_i1053" DrawAspect="Content" ObjectID="_1835095576" r:id="rId62"/>
         </w:object>
       </w:r>
       <w:r>
@@ -2196,11 +2504,11 @@
           <w:sz w:val="24"/>
           <w:szCs w:val="24"/>
         </w:rPr>
-        <w:object w:dxaOrig="900" w:dyaOrig="300">
-          <v:shape id="_x0000_i1054" type="#_x0000_t75" style="width:45.1pt;height:15.05pt" o:ole="">
+        <w:object w:dxaOrig="900" w:dyaOrig="300" w14:anchorId="3FED55D1">
+          <v:shape id="_x0000_i1054" type="#_x0000_t75" style="width:45.25pt;height:15.25pt" o:ole="">
             <v:imagedata r:id="rId63" o:title=""/>
           </v:shape>
-          <o:OLEObject Type="Embed" ProgID="Equation.DSMT4" ShapeID="_x0000_i1054" DrawAspect="Content" ObjectID="_1802528994" r:id="rId64"/>
+          <o:OLEObject Type="Embed" ProgID="Equation.DSMT4" ShapeID="_x0000_i1054" DrawAspect="Content" ObjectID="_1835095577" r:id="rId64"/>
         </w:object>
       </w:r>
       <w:r>
@@ -2218,11 +2526,11 @@
           <w:sz w:val="24"/>
           <w:szCs w:val="24"/>
         </w:rPr>
-        <w:object w:dxaOrig="1560" w:dyaOrig="300">
-          <v:shape id="_x0000_i1055" type="#_x0000_t75" style="width:77.9pt;height:15.05pt" o:ole="">
+        <w:object w:dxaOrig="1560" w:dyaOrig="300" w14:anchorId="0F0218C2">
+          <v:shape id="_x0000_i1055" type="#_x0000_t75" style="width:78pt;height:15.25pt" o:ole="">
             <v:imagedata r:id="rId65" o:title=""/>
           </v:shape>
-          <o:OLEObject Type="Embed" ProgID="Equation.DSMT4" ShapeID="_x0000_i1055" DrawAspect="Content" ObjectID="_1802528995" r:id="rId66"/>
+          <o:OLEObject Type="Embed" ProgID="Equation.DSMT4" ShapeID="_x0000_i1055" DrawAspect="Content" ObjectID="_1835095578" r:id="rId66"/>
         </w:object>
       </w:r>
       <w:r>
@@ -2240,11 +2548,11 @@
           <w:sz w:val="24"/>
           <w:szCs w:val="24"/>
         </w:rPr>
-        <w:object w:dxaOrig="1359" w:dyaOrig="300">
-          <v:shape id="_x0000_i1059" type="#_x0000_t75" style="width:67.9pt;height:15.05pt" o:ole="">
+        <w:object w:dxaOrig="1359" w:dyaOrig="300" w14:anchorId="5E7C782E">
+          <v:shape id="_x0000_i1056" type="#_x0000_t75" style="width:67.65pt;height:15.25pt" o:ole="">
             <v:imagedata r:id="rId67" o:title=""/>
           </v:shape>
-          <o:OLEObject Type="Embed" ProgID="Equation.DSMT4" ShapeID="_x0000_i1059" DrawAspect="Content" ObjectID="_1802528996" r:id="rId68"/>
+          <o:OLEObject Type="Embed" ProgID="Equation.DSMT4" ShapeID="_x0000_i1056" DrawAspect="Content" ObjectID="_1835095579" r:id="rId68"/>
         </w:object>
       </w:r>
       <w:r>
@@ -2253,17 +2561,7 @@
           <w:sz w:val="24"/>
           <w:szCs w:val="24"/>
         </w:rPr>
-        <w:t>。请解</w:t>
-      </w:r>
-      <w:bookmarkStart w:id="0" w:name="_GoBack"/>
-      <w:bookmarkEnd w:id="0"/>
-      <w:r>
-        <w:rPr>
-          <w:rFonts w:ascii="Times New Roman" w:hAnsi="Times New Roman" w:cs="Times New Roman" w:hint="eastAsia"/>
-          <w:sz w:val="24"/>
-          <w:szCs w:val="24"/>
-        </w:rPr>
-        <w:t>答下面的问题</w:t>
+        <w:t>。请解答下面的问题</w:t>
       </w:r>
     </w:p>
     <w:p>
@@ -2426,11 +2724,11 @@
           <w:sz w:val="24"/>
           <w:szCs w:val="24"/>
         </w:rPr>
-        <w:object w:dxaOrig="840" w:dyaOrig="320">
-          <v:shape id="_x0000_i1057" type="#_x0000_t75" style="width:41.9pt;height:15.95pt" o:ole="">
+        <w:object w:dxaOrig="840" w:dyaOrig="320" w14:anchorId="681B7545">
+          <v:shape id="_x0000_i1057" type="#_x0000_t75" style="width:42pt;height:15.8pt" o:ole="">
             <v:imagedata r:id="rId69" o:title=""/>
           </v:shape>
-          <o:OLEObject Type="Embed" ProgID="Equation.DSMT4" ShapeID="_x0000_i1057" DrawAspect="Content" ObjectID="_1802528997" r:id="rId70"/>
+          <o:OLEObject Type="Embed" ProgID="Equation.DSMT4" ShapeID="_x0000_i1057" DrawAspect="Content" ObjectID="_1835095580" r:id="rId70"/>
         </w:object>
       </w:r>
       <w:r>
@@ -2523,7 +2821,7 @@
 </file>
 
 <file path=word/endnotes.xml><?xml version="1.0" encoding="utf-8"?>
-<w:endnotes xmlns:wpc="http://schemas.microsoft.com/office/word/2010/wordprocessingCanvas" xmlns:cx="http://schemas.microsoft.com/office/drawing/2014/chartex" xmlns:cx1="http://schemas.microsoft.com/office/drawing/2015/9/8/chartex" xmlns:cx2="http://schemas.microsoft.com/office/drawing/2015/10/21/chartex" xmlns:cx3="http://schemas.microsoft.com/office/drawing/2016/5/9/chartex" xmlns:cx4="http://schemas.microsoft.com/office/drawing/2016/5/10/chartex" xmlns:cx5="http://schemas.microsoft.com/office/drawing/2016/5/11/chartex" xmlns:cx6="http://schemas.microsoft.com/office/drawing/2016/5/12/chartex" xmlns:cx7="http://schemas.microsoft.com/office/drawing/2016/5/13/chartex" xmlns:cx8="http://schemas.microsoft.com/office/drawing/2016/5/14/chartex" xmlns:mc="http://schemas.openxmlformats.org/markup-compatibility/2006" xmlns:aink="http://schemas.microsoft.com/office/drawing/2016/ink" xmlns:am3d="http://schemas.microsoft.com/office/drawing/2017/model3d" xmlns:o="urn:schemas-microsoft-com:office:office" xmlns:r="http://schemas.openxmlformats.org/officeDocument/2006/relationships" xmlns:m="http://schemas.openxmlformats.org/officeDocument/2006/math" xmlns:v="urn:schemas-microsoft-com:vml" xmlns:wp14="http://schemas.microsoft.com/office/word/2010/wordprocessingDrawing" xmlns:wp="http://schemas.openxmlformats.org/drawingml/2006/wordprocessingDrawing" xmlns:w10="urn:schemas-microsoft-com:office:word" xmlns:w="http://schemas.openxmlformats.org/wordprocessingml/2006/main" xmlns:w14="http://schemas.microsoft.com/office/word/2010/wordml" xmlns:w15="http://schemas.microsoft.com/office/word/2012/wordml" xmlns:w16cid="http://schemas.microsoft.com/office/word/2016/wordml/cid" xmlns:w16se="http://schemas.microsoft.com/office/word/2015/wordml/symex" xmlns:wpg="http://schemas.microsoft.com/office/word/2010/wordprocessingGroup" xmlns:wpi="http://schemas.microsoft.com/office/word/2010/wordprocessingInk" xmlns:wne="http://schemas.microsoft.com/office/word/2006/wordml" xmlns:wps="http://schemas.microsoft.com/office/word/2010/wordprocessingShape" mc:Ignorable="w14 w15 w16se w16cid wp14">
+<w:endnotes xmlns:wpc="http://schemas.microsoft.com/office/word/2010/wordprocessingCanvas" xmlns:cx="http://schemas.microsoft.com/office/drawing/2014/chartex" xmlns:cx1="http://schemas.microsoft.com/office/drawing/2015/9/8/chartex" xmlns:cx2="http://schemas.microsoft.com/office/drawing/2015/10/21/chartex" xmlns:cx3="http://schemas.microsoft.com/office/drawing/2016/5/9/chartex" xmlns:cx4="http://schemas.microsoft.com/office/drawing/2016/5/10/chartex" xmlns:cx5="http://schemas.microsoft.com/office/drawing/2016/5/11/chartex" xmlns:cx6="http://schemas.microsoft.com/office/drawing/2016/5/12/chartex" xmlns:cx7="http://schemas.microsoft.com/office/drawing/2016/5/13/chartex" xmlns:cx8="http://schemas.microsoft.com/office/drawing/2016/5/14/chartex" xmlns:mc="http://schemas.openxmlformats.org/markup-compatibility/2006" xmlns:aink="http://schemas.microsoft.com/office/drawing/2016/ink" xmlns:am3d="http://schemas.microsoft.com/office/drawing/2017/model3d" xmlns:o="urn:schemas-microsoft-com:office:office" xmlns:oel="http://schemas.microsoft.com/office/2019/extlst" xmlns:r="http://schemas.openxmlformats.org/officeDocument/2006/relationships" xmlns:m="http://schemas.openxmlformats.org/officeDocument/2006/math" xmlns:v="urn:schemas-microsoft-com:vml" xmlns:wp14="http://schemas.microsoft.com/office/word/2010/wordprocessingDrawing" xmlns:wp="http://schemas.openxmlformats.org/drawingml/2006/wordprocessingDrawing" xmlns:w10="urn:schemas-microsoft-com:office:word" xmlns:w="http://schemas.openxmlformats.org/wordprocessingml/2006/main" xmlns:w14="http://schemas.microsoft.com/office/word/2010/wordml" xmlns:w15="http://schemas.microsoft.com/office/word/2012/wordml" xmlns:w16cex="http://schemas.microsoft.com/office/word/2018/wordml/cex" xmlns:w16cid="http://schemas.microsoft.com/office/word/2016/wordml/cid" xmlns:w16="http://schemas.microsoft.com/office/word/2018/wordml" xmlns:w16du="http://schemas.microsoft.com/office/word/2023/wordml/word16du" xmlns:w16sdtdh="http://schemas.microsoft.com/office/word/2020/wordml/sdtdatahash" xmlns:w16sdtfl="http://schemas.microsoft.com/office/word/2024/wordml/sdtformatlock" xmlns:w16se="http://schemas.microsoft.com/office/word/2015/wordml/symex" xmlns:wpg="http://schemas.microsoft.com/office/word/2010/wordprocessingGroup" xmlns:wpi="http://schemas.microsoft.com/office/word/2010/wordprocessingInk" xmlns:wne="http://schemas.microsoft.com/office/word/2006/wordml" xmlns:wps="http://schemas.microsoft.com/office/word/2010/wordprocessingShape" mc:Ignorable="w14 w15 w16se w16cid w16 w16cex w16sdtdh w16sdtfl w16du wp14">
   <w:endnote w:type="separator" w:id="-1">
     <w:p>
       <w:r>
@@ -2542,7 +2840,7 @@
 </file>
 
 <file path=word/footnotes.xml><?xml version="1.0" encoding="utf-8"?>
-<w:footnotes xmlns:wpc="http://schemas.microsoft.com/office/word/2010/wordprocessingCanvas" xmlns:cx="http://schemas.microsoft.com/office/drawing/2014/chartex" xmlns:cx1="http://schemas.microsoft.com/office/drawing/2015/9/8/chartex" xmlns:cx2="http://schemas.microsoft.com/office/drawing/2015/10/21/chartex" xmlns:cx3="http://schemas.microsoft.com/office/drawing/2016/5/9/chartex" xmlns:cx4="http://schemas.microsoft.com/office/drawing/2016/5/10/chartex" xmlns:cx5="http://schemas.microsoft.com/office/drawing/2016/5/11/chartex" xmlns:cx6="http://schemas.microsoft.com/office/drawing/2016/5/12/chartex" xmlns:cx7="http://schemas.microsoft.com/office/drawing/2016/5/13/chartex" xmlns:cx8="http://schemas.microsoft.com/office/drawing/2016/5/14/chartex" xmlns:mc="http://schemas.openxmlformats.org/markup-compatibility/2006" xmlns:aink="http://schemas.microsoft.com/office/drawing/2016/ink" xmlns:am3d="http://schemas.microsoft.com/office/drawing/2017/model3d" xmlns:o="urn:schemas-microsoft-com:office:office" xmlns:r="http://schemas.openxmlformats.org/officeDocument/2006/relationships" xmlns:m="http://schemas.openxmlformats.org/officeDocument/2006/math" xmlns:v="urn:schemas-microsoft-com:vml" xmlns:wp14="http://schemas.microsoft.com/office/word/2010/wordprocessingDrawing" xmlns:wp="http://schemas.openxmlformats.org/drawingml/2006/wordprocessingDrawing" xmlns:w10="urn:schemas-microsoft-com:office:word" xmlns:w="http://schemas.openxmlformats.org/wordprocessingml/2006/main" xmlns:w14="http://schemas.microsoft.com/office/word/2010/wordml" xmlns:w15="http://schemas.microsoft.com/office/word/2012/wordml" xmlns:w16cid="http://schemas.microsoft.com/office/word/2016/wordml/cid" xmlns:w16se="http://schemas.microsoft.com/office/word/2015/wordml/symex" xmlns:wpg="http://schemas.microsoft.com/office/word/2010/wordprocessingGroup" xmlns:wpi="http://schemas.microsoft.com/office/word/2010/wordprocessingInk" xmlns:wne="http://schemas.microsoft.com/office/word/2006/wordml" xmlns:wps="http://schemas.microsoft.com/office/word/2010/wordprocessingShape" mc:Ignorable="w14 w15 w16se w16cid wp14">
+<w:footnotes xmlns:wpc="http://schemas.microsoft.com/office/word/2010/wordprocessingCanvas" xmlns:cx="http://schemas.microsoft.com/office/drawing/2014/chartex" xmlns:cx1="http://schemas.microsoft.com/office/drawing/2015/9/8/chartex" xmlns:cx2="http://schemas.microsoft.com/office/drawing/2015/10/21/chartex" xmlns:cx3="http://schemas.microsoft.com/office/drawing/2016/5/9/chartex" xmlns:cx4="http://schemas.microsoft.com/office/drawing/2016/5/10/chartex" xmlns:cx5="http://schemas.microsoft.com/office/drawing/2016/5/11/chartex" xmlns:cx6="http://schemas.microsoft.com/office/drawing/2016/5/12/chartex" xmlns:cx7="http://schemas.microsoft.com/office/drawing/2016/5/13/chartex" xmlns:cx8="http://schemas.microsoft.com/office/drawing/2016/5/14/chartex" xmlns:mc="http://schemas.openxmlformats.org/markup-compatibility/2006" xmlns:aink="http://schemas.microsoft.com/office/drawing/2016/ink" xmlns:am3d="http://schemas.microsoft.com/office/drawing/2017/model3d" xmlns:o="urn:schemas-microsoft-com:office:office" xmlns:oel="http://schemas.microsoft.com/office/2019/extlst" xmlns:r="http://schemas.openxmlformats.org/officeDocument/2006/relationships" xmlns:m="http://schemas.openxmlformats.org/officeDocument/2006/math" xmlns:v="urn:schemas-microsoft-com:vml" xmlns:wp14="http://schemas.microsoft.com/office/word/2010/wordprocessingDrawing" xmlns:wp="http://schemas.openxmlformats.org/drawingml/2006/wordprocessingDrawing" xmlns:w10="urn:schemas-microsoft-com:office:word" xmlns:w="http://schemas.openxmlformats.org/wordprocessingml/2006/main" xmlns:w14="http://schemas.microsoft.com/office/word/2010/wordml" xmlns:w15="http://schemas.microsoft.com/office/word/2012/wordml" xmlns:w16cex="http://schemas.microsoft.com/office/word/2018/wordml/cex" xmlns:w16cid="http://schemas.microsoft.com/office/word/2016/wordml/cid" xmlns:w16="http://schemas.microsoft.com/office/word/2018/wordml" xmlns:w16du="http://schemas.microsoft.com/office/word/2023/wordml/word16du" xmlns:w16sdtdh="http://schemas.microsoft.com/office/word/2020/wordml/sdtdatahash" xmlns:w16sdtfl="http://schemas.microsoft.com/office/word/2024/wordml/sdtformatlock" xmlns:w16se="http://schemas.microsoft.com/office/word/2015/wordml/symex" xmlns:wpg="http://schemas.microsoft.com/office/word/2010/wordprocessingGroup" xmlns:wpi="http://schemas.microsoft.com/office/word/2010/wordprocessingInk" xmlns:wne="http://schemas.microsoft.com/office/word/2006/wordml" xmlns:wps="http://schemas.microsoft.com/office/word/2010/wordprocessingShape" mc:Ignorable="w14 w15 w16se w16cid w16 w16cex w16sdtdh w16sdtfl w16du wp14">
   <w:footnote w:type="separator" w:id="-1">
     <w:p>
       <w:r>
@@ -2561,7 +2859,7 @@
 </file>
 
 <file path=word/numbering.xml><?xml version="1.0" encoding="utf-8"?>
-<w:numbering xmlns:wpc="http://schemas.microsoft.com/office/word/2010/wordprocessingCanvas" xmlns:cx="http://schemas.microsoft.com/office/drawing/2014/chartex" xmlns:cx1="http://schemas.microsoft.com/office/drawing/2015/9/8/chartex" xmlns:cx2="http://schemas.microsoft.com/office/drawing/2015/10/21/chartex" xmlns:cx3="http://schemas.microsoft.com/office/drawing/2016/5/9/chartex" xmlns:cx4="http://schemas.microsoft.com/office/drawing/2016/5/10/chartex" xmlns:cx5="http://schemas.microsoft.com/office/drawing/2016/5/11/chartex" xmlns:cx6="http://schemas.microsoft.com/office/drawing/2016/5/12/chartex" xmlns:cx7="http://schemas.microsoft.com/office/drawing/2016/5/13/chartex" xmlns:cx8="http://schemas.microsoft.com/office/drawing/2016/5/14/chartex" xmlns:mc="http://schemas.openxmlformats.org/markup-compatibility/2006" xmlns:aink="http://schemas.microsoft.com/office/drawing/2016/ink" xmlns:am3d="http://schemas.microsoft.com/office/drawing/2017/model3d" xmlns:o="urn:schemas-microsoft-com:office:office" xmlns:r="http://schemas.openxmlformats.org/officeDocument/2006/relationships" xmlns:m="http://schemas.openxmlformats.org/officeDocument/2006/math" xmlns:v="urn:schemas-microsoft-com:vml" xmlns:wp14="http://schemas.microsoft.com/office/word/2010/wordprocessingDrawing" xmlns:wp="http://schemas.openxmlformats.org/drawingml/2006/wordprocessingDrawing" xmlns:w10="urn:schemas-microsoft-com:office:word" xmlns:w="http://schemas.openxmlformats.org/wordprocessingml/2006/main" xmlns:w14="http://schemas.microsoft.com/office/word/2010/wordml" xmlns:w15="http://schemas.microsoft.com/office/word/2012/wordml" xmlns:w16cid="http://schemas.microsoft.com/office/word/2016/wordml/cid" xmlns:w16se="http://schemas.microsoft.com/office/word/2015/wordml/symex" xmlns:wpg="http://schemas.microsoft.com/office/word/2010/wordprocessingGroup" xmlns:wpi="http://schemas.microsoft.com/office/word/2010/wordprocessingInk" xmlns:wne="http://schemas.microsoft.com/office/word/2006/wordml" xmlns:wps="http://schemas.microsoft.com/office/word/2010/wordprocessingShape" mc:Ignorable="w14 w15 w16se w16cid wp14">
+<w:numbering xmlns:wpc="http://schemas.microsoft.com/office/word/2010/wordprocessingCanvas" xmlns:cx="http://schemas.microsoft.com/office/drawing/2014/chartex" xmlns:cx1="http://schemas.microsoft.com/office/drawing/2015/9/8/chartex" xmlns:cx2="http://schemas.microsoft.com/office/drawing/2015/10/21/chartex" xmlns:cx3="http://schemas.microsoft.com/office/drawing/2016/5/9/chartex" xmlns:cx4="http://schemas.microsoft.com/office/drawing/2016/5/10/chartex" xmlns:cx5="http://schemas.microsoft.com/office/drawing/2016/5/11/chartex" xmlns:cx6="http://schemas.microsoft.com/office/drawing/2016/5/12/chartex" xmlns:cx7="http://schemas.microsoft.com/office/drawing/2016/5/13/chartex" xmlns:cx8="http://schemas.microsoft.com/office/drawing/2016/5/14/chartex" xmlns:mc="http://schemas.openxmlformats.org/markup-compatibility/2006" xmlns:aink="http://schemas.microsoft.com/office/drawing/2016/ink" xmlns:am3d="http://schemas.microsoft.com/office/drawing/2017/model3d" xmlns:o="urn:schemas-microsoft-com:office:office" xmlns:oel="http://schemas.microsoft.com/office/2019/extlst" xmlns:r="http://schemas.openxmlformats.org/officeDocument/2006/relationships" xmlns:m="http://schemas.openxmlformats.org/officeDocument/2006/math" xmlns:v="urn:schemas-microsoft-com:vml" xmlns:wp14="http://schemas.microsoft.com/office/word/2010/wordprocessingDrawing" xmlns:wp="http://schemas.openxmlformats.org/drawingml/2006/wordprocessingDrawing" xmlns:w10="urn:schemas-microsoft-com:office:word" xmlns:w="http://schemas.openxmlformats.org/wordprocessingml/2006/main" xmlns:w14="http://schemas.microsoft.com/office/word/2010/wordml" xmlns:w15="http://schemas.microsoft.com/office/word/2012/wordml" xmlns:w16cex="http://schemas.microsoft.com/office/word/2018/wordml/cex" xmlns:w16cid="http://schemas.microsoft.com/office/word/2016/wordml/cid" xmlns:w16="http://schemas.microsoft.com/office/word/2018/wordml" xmlns:w16du="http://schemas.microsoft.com/office/word/2023/wordml/word16du" xmlns:w16sdtdh="http://schemas.microsoft.com/office/word/2020/wordml/sdtdatahash" xmlns:w16sdtfl="http://schemas.microsoft.com/office/word/2024/wordml/sdtformatlock" xmlns:w16se="http://schemas.microsoft.com/office/word/2015/wordml/symex" xmlns:wpg="http://schemas.microsoft.com/office/word/2010/wordprocessingGroup" xmlns:wpi="http://schemas.microsoft.com/office/word/2010/wordprocessingInk" xmlns:wne="http://schemas.microsoft.com/office/word/2006/wordml" xmlns:wps="http://schemas.microsoft.com/office/word/2010/wordprocessingShape" mc:Ignorable="w14 w15 w16se w16cid w16 w16cex w16sdtdh w16sdtfl w16du wp14">
   <w:abstractNum w:abstractNumId="0" w15:restartNumberingAfterBreak="0">
     <w:nsid w:val="07E333DB"/>
     <w:multiLevelType w:val="hybridMultilevel"/>
@@ -3262,35 +3560,35 @@
       </w:pPr>
     </w:lvl>
   </w:abstractNum>
-  <w:num w:numId="1">
+  <w:num w:numId="1" w16cid:durableId="668799034">
     <w:abstractNumId w:val="1"/>
   </w:num>
-  <w:num w:numId="2">
+  <w:num w:numId="2" w16cid:durableId="321083070">
     <w:abstractNumId w:val="7"/>
   </w:num>
-  <w:num w:numId="3">
+  <w:num w:numId="3" w16cid:durableId="1924299343">
     <w:abstractNumId w:val="5"/>
   </w:num>
-  <w:num w:numId="4">
+  <w:num w:numId="4" w16cid:durableId="222641582">
     <w:abstractNumId w:val="3"/>
   </w:num>
-  <w:num w:numId="5">
+  <w:num w:numId="5" w16cid:durableId="1286471697">
     <w:abstractNumId w:val="6"/>
   </w:num>
-  <w:num w:numId="6">
+  <w:num w:numId="6" w16cid:durableId="14117490">
     <w:abstractNumId w:val="0"/>
   </w:num>
-  <w:num w:numId="7">
+  <w:num w:numId="7" w16cid:durableId="1359427486">
     <w:abstractNumId w:val="2"/>
   </w:num>
-  <w:num w:numId="8">
+  <w:num w:numId="8" w16cid:durableId="1879006483">
     <w:abstractNumId w:val="4"/>
   </w:num>
 </w:numbering>
 </file>
 
 <file path=word/styles.xml><?xml version="1.0" encoding="utf-8"?>
-<w:styles xmlns:mc="http://schemas.openxmlformats.org/markup-compatibility/2006" xmlns:r="http://schemas.openxmlformats.org/officeDocument/2006/relationships" xmlns:w="http://schemas.openxmlformats.org/wordprocessingml/2006/main" xmlns:w14="http://schemas.microsoft.com/office/word/2010/wordml" xmlns:w15="http://schemas.microsoft.com/office/word/2012/wordml" xmlns:w16cid="http://schemas.microsoft.com/office/word/2016/wordml/cid" xmlns:w16se="http://schemas.microsoft.com/office/word/2015/wordml/symex" mc:Ignorable="w14 w15 w16se w16cid">
+<w:styles xmlns:mc="http://schemas.openxmlformats.org/markup-compatibility/2006" xmlns:r="http://schemas.openxmlformats.org/officeDocument/2006/relationships" xmlns:w="http://schemas.openxmlformats.org/wordprocessingml/2006/main" xmlns:w14="http://schemas.microsoft.com/office/word/2010/wordml" xmlns:w15="http://schemas.microsoft.com/office/word/2012/wordml" xmlns:w16cex="http://schemas.microsoft.com/office/word/2018/wordml/cex" xmlns:w16cid="http://schemas.microsoft.com/office/word/2016/wordml/cid" xmlns:w16="http://schemas.microsoft.com/office/word/2018/wordml" xmlns:w16du="http://schemas.microsoft.com/office/word/2023/wordml/word16du" xmlns:w16sdtdh="http://schemas.microsoft.com/office/word/2020/wordml/sdtdatahash" xmlns:w16sdtfl="http://schemas.microsoft.com/office/word/2024/wordml/sdtformatlock" xmlns:w16se="http://schemas.microsoft.com/office/word/2015/wordml/symex" mc:Ignorable="w14 w15 w16se w16cid w16 w16cex w16sdtdh w16sdtfl w16du">
   <w:docDefaults>
     <w:rPrDefault>
       <w:rPr>
@@ -3303,7 +3601,7 @@
     </w:rPrDefault>
     <w:pPrDefault/>
   </w:docDefaults>
-  <w:latentStyles w:defLockedState="0" w:defUIPriority="99" w:defSemiHidden="0" w:defUnhideWhenUsed="0" w:defQFormat="0" w:count="375">
+  <w:latentStyles w:defLockedState="0" w:defUIPriority="99" w:defSemiHidden="0" w:defUnhideWhenUsed="0" w:defQFormat="0" w:count="376">
     <w:lsdException w:name="Normal" w:uiPriority="0" w:qFormat="1"/>
     <w:lsdException w:name="heading 1" w:uiPriority="9" w:qFormat="1"/>
     <w:lsdException w:name="heading 2" w:semiHidden="1" w:uiPriority="9" w:unhideWhenUsed="1" w:qFormat="1"/>
@@ -3679,6 +3977,7 @@
     <w:lsdException w:name="Smart Hyperlink" w:semiHidden="1" w:unhideWhenUsed="1"/>
     <w:lsdException w:name="Hashtag" w:semiHidden="1" w:unhideWhenUsed="1"/>
     <w:lsdException w:name="Unresolved Mention" w:semiHidden="1" w:unhideWhenUsed="1"/>
+    <w:lsdException w:name="Smart Link" w:semiHidden="1" w:unhideWhenUsed="1"/>
   </w:latentStyles>
   <w:style w:type="paragraph" w:default="1" w:styleId="a">
     <w:name w:val="Normal"/>
